--- a/report_template/template_main/tBRCA_CustomEdition_XAJDY_v2.3.3.docx
+++ b/report_template/template_main/tBRCA_CustomEdition_XAJDY_v2.3.3.docx
@@ -1,6 +1,6 @@
 
 <file path=word/document.xml><?xml version="1.0" encoding="utf-8"?>
-<w:document xmlns:wpc="http://schemas.microsoft.com/office/word/2010/wordprocessingCanvas" xmlns:cx="http://schemas.microsoft.com/office/drawing/2014/chartex" xmlns:cx1="http://schemas.microsoft.com/office/drawing/2015/9/8/chartex" xmlns:cx2="http://schemas.microsoft.com/office/drawing/2015/10/21/chartex" xmlns:cx3="http://schemas.microsoft.com/office/drawing/2016/5/9/chartex" xmlns:cx4="http://schemas.microsoft.com/office/drawing/2016/5/10/chartex" xmlns:cx5="http://schemas.microsoft.com/office/drawing/2016/5/11/chartex" xmlns:cx6="http://schemas.microsoft.com/office/drawing/2016/5/12/chartex" xmlns:cx7="http://schemas.microsoft.com/office/drawing/2016/5/13/chartex" xmlns:cx8="http://schemas.microsoft.com/office/drawing/2016/5/14/chartex" xmlns:mc="http://schemas.openxmlformats.org/markup-compatibility/2006" xmlns:aink="http://schemas.microsoft.com/office/drawing/2016/ink" xmlns:am3d="http://schemas.microsoft.com/office/drawing/2017/model3d" xmlns:o="urn:schemas-microsoft-com:office:office" xmlns:r="http://schemas.openxmlformats.org/officeDocument/2006/relationships" xmlns:m="http://schemas.openxmlformats.org/officeDocument/2006/math" xmlns:v="urn:schemas-microsoft-com:vml" xmlns:wp14="http://schemas.microsoft.com/office/word/2010/wordprocessingDrawing" xmlns:wp="http://schemas.openxmlformats.org/drawingml/2006/wordprocessingDrawing" xmlns:w10="urn:schemas-microsoft-com:office:word" xmlns:w="http://schemas.openxmlformats.org/wordprocessingml/2006/main" xmlns:w14="http://schemas.microsoft.com/office/word/2010/wordml" xmlns:w15="http://schemas.microsoft.com/office/word/2012/wordml" xmlns:w16cex="http://schemas.microsoft.com/office/word/2018/wordml/cex" xmlns:w16cid="http://schemas.microsoft.com/office/word/2016/wordml/cid" xmlns:w16="http://schemas.microsoft.com/office/word/2018/wordml" xmlns:w16sdtdh="http://schemas.microsoft.com/office/word/2020/wordml/sdtdatahash" xmlns:w16se="http://schemas.microsoft.com/office/word/2015/wordml/symex" xmlns:wpg="http://schemas.microsoft.com/office/word/2010/wordprocessingGroup" xmlns:wpi="http://schemas.microsoft.com/office/word/2010/wordprocessingInk" xmlns:wne="http://schemas.microsoft.com/office/word/2006/wordml" xmlns:wps="http://schemas.microsoft.com/office/word/2010/wordprocessingShape" mc:Ignorable="w14 w15 w16se w16cid w16 w16cex w16sdtdh wp14">
+<w:document xmlns:wpc="http://schemas.microsoft.com/office/word/2010/wordprocessingCanvas" xmlns:cx="http://schemas.microsoft.com/office/drawing/2014/chartex" xmlns:cx1="http://schemas.microsoft.com/office/drawing/2015/9/8/chartex" xmlns:cx2="http://schemas.microsoft.com/office/drawing/2015/10/21/chartex" xmlns:cx3="http://schemas.microsoft.com/office/drawing/2016/5/9/chartex" xmlns:cx4="http://schemas.microsoft.com/office/drawing/2016/5/10/chartex" xmlns:cx5="http://schemas.microsoft.com/office/drawing/2016/5/11/chartex" xmlns:cx6="http://schemas.microsoft.com/office/drawing/2016/5/12/chartex" xmlns:cx7="http://schemas.microsoft.com/office/drawing/2016/5/13/chartex" xmlns:cx8="http://schemas.microsoft.com/office/drawing/2016/5/14/chartex" xmlns:mc="http://schemas.openxmlformats.org/markup-compatibility/2006" xmlns:aink="http://schemas.microsoft.com/office/drawing/2016/ink" xmlns:am3d="http://schemas.microsoft.com/office/drawing/2017/model3d" xmlns:o="urn:schemas-microsoft-com:office:office" xmlns:oel="http://schemas.microsoft.com/office/2019/extlst" xmlns:r="http://schemas.openxmlformats.org/officeDocument/2006/relationships" xmlns:m="http://schemas.openxmlformats.org/officeDocument/2006/math" xmlns:v="urn:schemas-microsoft-com:vml" xmlns:wp14="http://schemas.microsoft.com/office/word/2010/wordprocessingDrawing" xmlns:wp="http://schemas.openxmlformats.org/drawingml/2006/wordprocessingDrawing" xmlns:w10="urn:schemas-microsoft-com:office:word" xmlns:w="http://schemas.openxmlformats.org/wordprocessingml/2006/main" xmlns:w14="http://schemas.microsoft.com/office/word/2010/wordml" xmlns:w15="http://schemas.microsoft.com/office/word/2012/wordml" xmlns:w16cex="http://schemas.microsoft.com/office/word/2018/wordml/cex" xmlns:w16cid="http://schemas.microsoft.com/office/word/2016/wordml/cid" xmlns:w16="http://schemas.microsoft.com/office/word/2018/wordml" xmlns:w16sdtdh="http://schemas.microsoft.com/office/word/2020/wordml/sdtdatahash" xmlns:w16se="http://schemas.microsoft.com/office/word/2015/wordml/symex" xmlns:wpg="http://schemas.microsoft.com/office/word/2010/wordprocessingGroup" xmlns:wpi="http://schemas.microsoft.com/office/word/2010/wordprocessingInk" xmlns:wne="http://schemas.microsoft.com/office/word/2006/wordml" xmlns:wps="http://schemas.microsoft.com/office/word/2010/wordprocessingShape" mc:Ignorable="w14 w15 w16se w16cid w16 w16cex w16sdtdh wp14">
   <w:body>
     <w:tbl>
       <w:tblPr>
@@ -787,25 +787,7 @@
                 <w:sz w:val="24"/>
                 <w:szCs w:val="24"/>
               </w:rPr>
-              <w:t xml:space="preserve">%}{{ </w:t>
-            </w:r>
-            <w:proofErr w:type="spellStart"/>
-            <w:r>
-              <w:rPr>
-                <w:rFonts w:ascii="Times New Roman" w:hAnsi="Times New Roman"/>
-                <w:sz w:val="24"/>
-                <w:szCs w:val="24"/>
-              </w:rPr>
-              <w:t>sample.outpatient_service_no</w:t>
-            </w:r>
-            <w:proofErr w:type="spellEnd"/>
-            <w:r>
-              <w:rPr>
-                <w:rFonts w:ascii="Times New Roman" w:hAnsi="Times New Roman"/>
-                <w:sz w:val="24"/>
-                <w:szCs w:val="24"/>
-              </w:rPr>
-              <w:t>}}{%else%}{%endif%}</w:t>
+              <w:t>%}{{ sample.outpatient_service_no}}{%else%}{%endif%}</w:t>
             </w:r>
           </w:p>
         </w:tc>
@@ -1476,7 +1458,7 @@
                 <w:sz w:val="24"/>
                 <w:szCs w:val="24"/>
               </w:rPr>
-              <w:t>2026-05-21</w:t>
+              <w:t>2026-05-26</w:t>
             </w:r>
             <w:r>
               <w:rPr>
@@ -1844,7 +1826,7 @@
                 <v:stroke joinstyle="miter"/>
                 <v:path gradientshapeok="t" o:connecttype="rect"/>
               </v:shapetype>
-              <v:shape id="文本框 1" o:spid="_x0000_s1026" type="#_x0000_t202" style="position:absolute;left:0;text-align:left;margin-left:168.3pt;margin-top:-59.6pt;width:219.5pt;height:34.5pt;z-index:251660288;visibility:visible;mso-wrap-style:square;mso-wrap-distance-left:9pt;mso-wrap-distance-top:0;mso-wrap-distance-right:9pt;mso-wrap-distance-bottom:0;mso-position-horizontal:right;mso-position-horizontal-relative:margin;mso-position-vertical:absolute;mso-position-vertical-relative:text;v-text-anchor:top" o:gfxdata="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" fillcolor="white [3201]" stroked="f" strokeweight=".5pt">
+              <v:shape id="文本框 1" o:spid="_x0000_s1026" type="#_x0000_t202" style="position:absolute;left:0;text-align:left;margin-left:168.3pt;margin-top:-59.6pt;width:219.5pt;height:34.5pt;z-index:251660288;visibility:visible;mso-wrap-style:square;mso-wrap-distance-left:9pt;mso-wrap-distance-top:0;mso-wrap-distance-right:9pt;mso-wrap-distance-bottom:0;mso-position-horizontal:right;mso-position-horizontal-relative:margin;mso-position-vertical:absolute;mso-position-vertical-relative:text;v-text-anchor:top" o:gfxdata="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" fillcolor="white [3201]" stroked="f" strokeweight=".5pt">
                 <v:textbox>
                   <w:txbxContent>
                     <w:p>
@@ -3047,7 +3029,7 @@
               <w:spacing w:after="0" w:line="240" w:lineRule="auto"/>
               <w:jc w:val="center"/>
               <w:rPr>
-                <w:rFonts w:ascii="Times New Roman" w:hAnsi="Times New Roman" w:hint="eastAsia"/>
+                <w:rFonts w:ascii="Times New Roman" w:hAnsi="Times New Roman"/>
                 <w:bCs/>
                 <w:sz w:val="21"/>
                 <w:szCs w:val="21"/>
@@ -3089,7 +3071,7 @@
               <w:spacing w:after="0" w:line="240" w:lineRule="auto"/>
               <w:jc w:val="center"/>
               <w:rPr>
-                <w:rFonts w:ascii="Times New Roman" w:hAnsi="Times New Roman" w:hint="eastAsia"/>
+                <w:rFonts w:ascii="Times New Roman" w:hAnsi="Times New Roman"/>
                 <w:bCs/>
                 <w:sz w:val="21"/>
                 <w:szCs w:val="21"/>
@@ -3211,12 +3193,41 @@
               <w:spacing w:after="0" w:line="240" w:lineRule="auto"/>
               <w:jc w:val="center"/>
               <w:rPr>
+                <w:rFonts w:ascii="Times New Roman" w:hAnsi="Times New Roman"/>
+                <w:bCs/>
+                <w:sz w:val="21"/>
+                <w:szCs w:val="21"/>
+              </w:rPr>
+            </w:pPr>
+            <w:proofErr w:type="gramStart"/>
+            <w:r>
+              <w:rPr>
+                <w:rFonts w:ascii="Times New Roman" w:hAnsi="Times New Roman"/>
+                <w:bCs/>
+                <w:sz w:val="21"/>
+                <w:szCs w:val="21"/>
+              </w:rPr>
+              <w:t>{{ a.evi</w:t>
+            </w:r>
+            <w:proofErr w:type="gramEnd"/>
+            <w:r>
+              <w:rPr>
+                <w:rFonts w:ascii="Times New Roman" w:hAnsi="Times New Roman"/>
+                <w:bCs/>
+                <w:sz w:val="21"/>
+                <w:szCs w:val="21"/>
+              </w:rPr>
+              <w:t>_sum.regimen_</w:t>
+            </w:r>
+            <w:r>
+              <w:rPr>
                 <w:rFonts w:ascii="Times New Roman" w:hAnsi="Times New Roman" w:hint="eastAsia"/>
                 <w:bCs/>
                 <w:sz w:val="21"/>
                 <w:szCs w:val="21"/>
               </w:rPr>
-            </w:pPr>
+              <w:t>R</w:t>
+            </w:r>
             <w:r>
               <w:rPr>
                 <w:rFonts w:ascii="Times New Roman" w:hAnsi="Times New Roman"/>
@@ -3224,7 +3235,7 @@
                 <w:sz w:val="21"/>
                 <w:szCs w:val="21"/>
               </w:rPr>
-              <w:t>{{ a.evi_sum.regimen_S|xajdy_regimen|xajdy_filter_regimen_level|xajdy_regimen_add_deng|replace(“\t”, “&lt;</w:t>
+              <w:t>|xajdy_regimen|xajdy_filter_regimen_level|xajdy_regimen_add_deng|replace(“\t”, “&lt;</w:t>
             </w:r>
             <w:proofErr w:type="spellStart"/>
             <w:r>
@@ -3252,7 +3263,7 @@
               <w:spacing w:after="0" w:line="240" w:lineRule="auto"/>
               <w:jc w:val="center"/>
               <w:rPr>
-                <w:rFonts w:ascii="Times New Roman" w:hAnsi="Times New Roman" w:hint="eastAsia"/>
+                <w:rFonts w:ascii="Times New Roman" w:hAnsi="Times New Roman"/>
                 <w:bCs/>
                 <w:sz w:val="21"/>
                 <w:szCs w:val="21"/>
@@ -4876,12 +4887,13 @@
               <w:spacing w:after="0" w:line="240" w:lineRule="auto"/>
               <w:jc w:val="center"/>
               <w:rPr>
-                <w:rFonts w:ascii="Times New Roman" w:hAnsi="Times New Roman"/>
+                <w:rFonts w:ascii="Times New Roman" w:hAnsi="Times New Roman" w:hint="eastAsia"/>
                 <w:bCs/>
                 <w:sz w:val="21"/>
                 <w:szCs w:val="21"/>
               </w:rPr>
             </w:pPr>
+            <w:proofErr w:type="gramStart"/>
             <w:r>
               <w:rPr>
                 <w:rFonts w:ascii="Times New Roman" w:hAnsi="Times New Roman"/>
@@ -4889,7 +4901,17 @@
                 <w:sz w:val="21"/>
                 <w:szCs w:val="21"/>
               </w:rPr>
-              <w:t>{{ a.evi_sum.regimen_S|xajdy_regimen|xajdy_filter_regimen_level|xajdy_regimen_add_deng|replace(“\t”, “&lt;</w:t>
+              <w:t>{{ a.evi</w:t>
+            </w:r>
+            <w:proofErr w:type="gramEnd"/>
+            <w:r>
+              <w:rPr>
+                <w:rFonts w:ascii="Times New Roman" w:hAnsi="Times New Roman"/>
+                <w:bCs/>
+                <w:sz w:val="21"/>
+                <w:szCs w:val="21"/>
+              </w:rPr>
+              <w:t>_sum.regimen_S|xajdy_regimen|xajdy_filter_regimen_level|xajdy_regimen_add_deng|replace(“\t”, “&lt;</w:t>
             </w:r>
             <w:proofErr w:type="spellStart"/>
             <w:r>
@@ -4917,45 +4939,21 @@
               <w:spacing w:after="0" w:line="240" w:lineRule="auto"/>
               <w:jc w:val="center"/>
               <w:rPr>
-                <w:rFonts w:ascii="Times New Roman" w:hAnsi="Times New Roman"/>
+                <w:rFonts w:ascii="Times New Roman" w:hAnsi="Times New Roman" w:hint="eastAsia"/>
                 <w:bCs/>
                 <w:sz w:val="21"/>
                 <w:szCs w:val="21"/>
               </w:rPr>
             </w:pPr>
-          </w:p>
-          <w:p>
-            <w:pPr>
-              <w:spacing w:after="0" w:line="240" w:lineRule="auto"/>
-              <w:jc w:val="center"/>
+            <w:r>
               <w:rPr>
                 <w:rFonts w:ascii="Times New Roman" w:hAnsi="Times New Roman"/>
                 <w:bCs/>
                 <w:sz w:val="21"/>
                 <w:szCs w:val="21"/>
               </w:rPr>
-            </w:pPr>
-            <w:r>
-              <w:rPr>
-                <w:rFonts w:ascii="Times New Roman" w:hAnsi="Times New Roman"/>
-                <w:bCs/>
-                <w:sz w:val="21"/>
-                <w:szCs w:val="21"/>
-              </w:rPr>
               <w:t>{%p else%}</w:t>
             </w:r>
-          </w:p>
-          <w:p>
-            <w:pPr>
-              <w:spacing w:after="0" w:line="240" w:lineRule="auto"/>
-              <w:jc w:val="center"/>
-              <w:rPr>
-                <w:rFonts w:ascii="Times New Roman" w:hAnsi="Times New Roman"/>
-                <w:bCs/>
-                <w:sz w:val="21"/>
-                <w:szCs w:val="21"/>
-              </w:rPr>
-            </w:pPr>
           </w:p>
           <w:p>
             <w:pPr>
@@ -5052,12 +5050,13 @@
               <w:spacing w:after="0" w:line="240" w:lineRule="auto"/>
               <w:jc w:val="center"/>
               <w:rPr>
-                <w:rFonts w:ascii="Times New Roman" w:hAnsi="Times New Roman"/>
+                <w:rFonts w:ascii="Times New Roman" w:hAnsi="Times New Roman" w:hint="eastAsia"/>
                 <w:bCs/>
                 <w:sz w:val="21"/>
                 <w:szCs w:val="21"/>
               </w:rPr>
             </w:pPr>
+            <w:proofErr w:type="gramStart"/>
             <w:r>
               <w:rPr>
                 <w:rFonts w:ascii="Times New Roman" w:hAnsi="Times New Roman"/>
@@ -5065,7 +5064,35 @@
                 <w:sz w:val="21"/>
                 <w:szCs w:val="21"/>
               </w:rPr>
-              <w:t>{{ a.evi_sum.regimen_S|xajdy_regimen|xajdy_filter_regimen_level|xajdy_regimen_add_deng|replace(“\t”, “&lt;</w:t>
+              <w:t>{{ a.evi</w:t>
+            </w:r>
+            <w:proofErr w:type="gramEnd"/>
+            <w:r>
+              <w:rPr>
+                <w:rFonts w:ascii="Times New Roman" w:hAnsi="Times New Roman"/>
+                <w:bCs/>
+                <w:sz w:val="21"/>
+                <w:szCs w:val="21"/>
+              </w:rPr>
+              <w:t>_sum.regimen_</w:t>
+            </w:r>
+            <w:r>
+              <w:rPr>
+                <w:rFonts w:ascii="Times New Roman" w:hAnsi="Times New Roman" w:hint="eastAsia"/>
+                <w:bCs/>
+                <w:sz w:val="21"/>
+                <w:szCs w:val="21"/>
+              </w:rPr>
+              <w:t>R</w:t>
+            </w:r>
+            <w:r>
+              <w:rPr>
+                <w:rFonts w:ascii="Times New Roman" w:hAnsi="Times New Roman"/>
+                <w:bCs/>
+                <w:sz w:val="21"/>
+                <w:szCs w:val="21"/>
+              </w:rPr>
+              <w:t>|xajdy_regimen|xajdy_filter_regimen_level|xajdy_regimen_add_deng|replace(“\t”, “&lt;</w:t>
             </w:r>
             <w:proofErr w:type="spellStart"/>
             <w:r>
@@ -5093,45 +5120,21 @@
               <w:spacing w:after="0" w:line="240" w:lineRule="auto"/>
               <w:jc w:val="center"/>
               <w:rPr>
-                <w:rFonts w:ascii="Times New Roman" w:hAnsi="Times New Roman"/>
+                <w:rFonts w:ascii="Times New Roman" w:hAnsi="Times New Roman" w:hint="eastAsia"/>
                 <w:bCs/>
                 <w:sz w:val="21"/>
                 <w:szCs w:val="21"/>
               </w:rPr>
             </w:pPr>
-          </w:p>
-          <w:p>
-            <w:pPr>
-              <w:spacing w:after="0" w:line="240" w:lineRule="auto"/>
-              <w:jc w:val="center"/>
+            <w:r>
               <w:rPr>
                 <w:rFonts w:ascii="Times New Roman" w:hAnsi="Times New Roman"/>
                 <w:bCs/>
                 <w:sz w:val="21"/>
                 <w:szCs w:val="21"/>
               </w:rPr>
-            </w:pPr>
-            <w:r>
-              <w:rPr>
-                <w:rFonts w:ascii="Times New Roman" w:hAnsi="Times New Roman"/>
-                <w:bCs/>
-                <w:sz w:val="21"/>
-                <w:szCs w:val="21"/>
-              </w:rPr>
               <w:t>{%p else%}</w:t>
             </w:r>
-          </w:p>
-          <w:p>
-            <w:pPr>
-              <w:spacing w:after="0" w:line="240" w:lineRule="auto"/>
-              <w:jc w:val="center"/>
-              <w:rPr>
-                <w:rFonts w:ascii="Times New Roman" w:hAnsi="Times New Roman"/>
-                <w:bCs/>
-                <w:sz w:val="21"/>
-                <w:szCs w:val="21"/>
-              </w:rPr>
-            </w:pPr>
           </w:p>
           <w:p>
             <w:pPr>
@@ -9483,7 +9486,7 @@
               <w:jc w:val="center"/>
               <w:textAlignment w:val="baseline"/>
               <w:rPr>
-                <w:rFonts w:ascii="思源黑体 CN Normal" w:eastAsia="思源黑体 CN Normal" w:hAnsi="思源黑体 CN Normal"/>
+                <w:rFonts w:ascii="思源黑体 CN Normal" w:eastAsia="思源黑体 CN Normal" w:hAnsi="思源黑体 CN Normal" w:hint="eastAsia"/>
                 <w:color w:val="3B3838"/>
                 <w:lang w:eastAsia="en-US"/>
               </w:rPr>
@@ -12957,7 +12960,7 @@
               <w:spacing w:after="0" w:line="240" w:lineRule="exact"/>
               <w:jc w:val="center"/>
               <w:rPr>
-                <w:rFonts w:ascii="思源黑体 CN Normal" w:eastAsia="思源黑体 CN Normal" w:hAnsi="思源黑体 CN Normal"/>
+                <w:rFonts w:ascii="思源黑体 CN Normal" w:eastAsia="思源黑体 CN Normal" w:hAnsi="思源黑体 CN Normal" w:hint="eastAsia"/>
                 <w:color w:val="3B3838"/>
               </w:rPr>
             </w:pPr>
@@ -13434,7 +13437,7 @@
 </file>
 
 <file path=word/endnotes.xml><?xml version="1.0" encoding="utf-8"?>
-<w:endnotes xmlns:wpc="http://schemas.microsoft.com/office/word/2010/wordprocessingCanvas" xmlns:cx="http://schemas.microsoft.com/office/drawing/2014/chartex" xmlns:cx1="http://schemas.microsoft.com/office/drawing/2015/9/8/chartex" xmlns:cx2="http://schemas.microsoft.com/office/drawing/2015/10/21/chartex" xmlns:cx3="http://schemas.microsoft.com/office/drawing/2016/5/9/chartex" xmlns:cx4="http://schemas.microsoft.com/office/drawing/2016/5/10/chartex" xmlns:cx5="http://schemas.microsoft.com/office/drawing/2016/5/11/chartex" xmlns:cx6="http://schemas.microsoft.com/office/drawing/2016/5/12/chartex" xmlns:cx7="http://schemas.microsoft.com/office/drawing/2016/5/13/chartex" xmlns:cx8="http://schemas.microsoft.com/office/drawing/2016/5/14/chartex" xmlns:mc="http://schemas.openxmlformats.org/markup-compatibility/2006" xmlns:aink="http://schemas.microsoft.com/office/drawing/2016/ink" xmlns:am3d="http://schemas.microsoft.com/office/drawing/2017/model3d" xmlns:o="urn:schemas-microsoft-com:office:office" xmlns:r="http://schemas.openxmlformats.org/officeDocument/2006/relationships" xmlns:m="http://schemas.openxmlformats.org/officeDocument/2006/math" xmlns:v="urn:schemas-microsoft-com:vml" xmlns:wp14="http://schemas.microsoft.com/office/word/2010/wordprocessingDrawing" xmlns:wp="http://schemas.openxmlformats.org/drawingml/2006/wordprocessingDrawing" xmlns:w10="urn:schemas-microsoft-com:office:word" xmlns:w="http://schemas.openxmlformats.org/wordprocessingml/2006/main" xmlns:w14="http://schemas.microsoft.com/office/word/2010/wordml" xmlns:w15="http://schemas.microsoft.com/office/word/2012/wordml" xmlns:w16cex="http://schemas.microsoft.com/office/word/2018/wordml/cex" xmlns:w16cid="http://schemas.microsoft.com/office/word/2016/wordml/cid" xmlns:w16="http://schemas.microsoft.com/office/word/2018/wordml" xmlns:w16sdtdh="http://schemas.microsoft.com/office/word/2020/wordml/sdtdatahash" xmlns:w16se="http://schemas.microsoft.com/office/word/2015/wordml/symex" xmlns:wpg="http://schemas.microsoft.com/office/word/2010/wordprocessingGroup" xmlns:wpi="http://schemas.microsoft.com/office/word/2010/wordprocessingInk" xmlns:wne="http://schemas.microsoft.com/office/word/2006/wordml" xmlns:wps="http://schemas.microsoft.com/office/word/2010/wordprocessingShape" mc:Ignorable="w14 w15 w16se w16cid w16 w16cex w16sdtdh wp14">
+<w:endnotes xmlns:wpc="http://schemas.microsoft.com/office/word/2010/wordprocessingCanvas" xmlns:cx="http://schemas.microsoft.com/office/drawing/2014/chartex" xmlns:cx1="http://schemas.microsoft.com/office/drawing/2015/9/8/chartex" xmlns:cx2="http://schemas.microsoft.com/office/drawing/2015/10/21/chartex" xmlns:cx3="http://schemas.microsoft.com/office/drawing/2016/5/9/chartex" xmlns:cx4="http://schemas.microsoft.com/office/drawing/2016/5/10/chartex" xmlns:cx5="http://schemas.microsoft.com/office/drawing/2016/5/11/chartex" xmlns:cx6="http://schemas.microsoft.com/office/drawing/2016/5/12/chartex" xmlns:cx7="http://schemas.microsoft.com/office/drawing/2016/5/13/chartex" xmlns:cx8="http://schemas.microsoft.com/office/drawing/2016/5/14/chartex" xmlns:mc="http://schemas.openxmlformats.org/markup-compatibility/2006" xmlns:aink="http://schemas.microsoft.com/office/drawing/2016/ink" xmlns:am3d="http://schemas.microsoft.com/office/drawing/2017/model3d" xmlns:o="urn:schemas-microsoft-com:office:office" xmlns:oel="http://schemas.microsoft.com/office/2019/extlst" xmlns:r="http://schemas.openxmlformats.org/officeDocument/2006/relationships" xmlns:m="http://schemas.openxmlformats.org/officeDocument/2006/math" xmlns:v="urn:schemas-microsoft-com:vml" xmlns:wp14="http://schemas.microsoft.com/office/word/2010/wordprocessingDrawing" xmlns:wp="http://schemas.openxmlformats.org/drawingml/2006/wordprocessingDrawing" xmlns:w10="urn:schemas-microsoft-com:office:word" xmlns:w="http://schemas.openxmlformats.org/wordprocessingml/2006/main" xmlns:w14="http://schemas.microsoft.com/office/word/2010/wordml" xmlns:w15="http://schemas.microsoft.com/office/word/2012/wordml" xmlns:w16cex="http://schemas.microsoft.com/office/word/2018/wordml/cex" xmlns:w16cid="http://schemas.microsoft.com/office/word/2016/wordml/cid" xmlns:w16="http://schemas.microsoft.com/office/word/2018/wordml" xmlns:w16sdtdh="http://schemas.microsoft.com/office/word/2020/wordml/sdtdatahash" xmlns:w16se="http://schemas.microsoft.com/office/word/2015/wordml/symex" xmlns:wpg="http://schemas.microsoft.com/office/word/2010/wordprocessingGroup" xmlns:wpi="http://schemas.microsoft.com/office/word/2010/wordprocessingInk" xmlns:wne="http://schemas.microsoft.com/office/word/2006/wordml" xmlns:wps="http://schemas.microsoft.com/office/word/2010/wordprocessingShape" mc:Ignorable="w14 w15 w16se w16cid w16 w16cex w16sdtdh wp14">
   <w:endnote w:type="separator" w:id="-1">
     <w:p>
       <w:pPr>
@@ -13459,7 +13462,7 @@
 </file>
 
 <file path=word/footer1.xml><?xml version="1.0" encoding="utf-8"?>
-<w:ftr xmlns:wpc="http://schemas.microsoft.com/office/word/2010/wordprocessingCanvas" xmlns:cx="http://schemas.microsoft.com/office/drawing/2014/chartex" xmlns:cx1="http://schemas.microsoft.com/office/drawing/2015/9/8/chartex" xmlns:cx2="http://schemas.microsoft.com/office/drawing/2015/10/21/chartex" xmlns:cx3="http://schemas.microsoft.com/office/drawing/2016/5/9/chartex" xmlns:cx4="http://schemas.microsoft.com/office/drawing/2016/5/10/chartex" xmlns:cx5="http://schemas.microsoft.com/office/drawing/2016/5/11/chartex" xmlns:cx6="http://schemas.microsoft.com/office/drawing/2016/5/12/chartex" xmlns:cx7="http://schemas.microsoft.com/office/drawing/2016/5/13/chartex" xmlns:cx8="http://schemas.microsoft.com/office/drawing/2016/5/14/chartex" xmlns:mc="http://schemas.openxmlformats.org/markup-compatibility/2006" xmlns:aink="http://schemas.microsoft.com/office/drawing/2016/ink" xmlns:am3d="http://schemas.microsoft.com/office/drawing/2017/model3d" xmlns:o="urn:schemas-microsoft-com:office:office" xmlns:r="http://schemas.openxmlformats.org/officeDocument/2006/relationships" xmlns:m="http://schemas.openxmlformats.org/officeDocument/2006/math" xmlns:v="urn:schemas-microsoft-com:vml" xmlns:wp14="http://schemas.microsoft.com/office/word/2010/wordprocessingDrawing" xmlns:wp="http://schemas.openxmlformats.org/drawingml/2006/wordprocessingDrawing" xmlns:w10="urn:schemas-microsoft-com:office:word" xmlns:w="http://schemas.openxmlformats.org/wordprocessingml/2006/main" xmlns:w14="http://schemas.microsoft.com/office/word/2010/wordml" xmlns:w15="http://schemas.microsoft.com/office/word/2012/wordml" xmlns:w16cex="http://schemas.microsoft.com/office/word/2018/wordml/cex" xmlns:w16cid="http://schemas.microsoft.com/office/word/2016/wordml/cid" xmlns:w16="http://schemas.microsoft.com/office/word/2018/wordml" xmlns:w16sdtdh="http://schemas.microsoft.com/office/word/2020/wordml/sdtdatahash" xmlns:w16se="http://schemas.microsoft.com/office/word/2015/wordml/symex" xmlns:wpg="http://schemas.microsoft.com/office/word/2010/wordprocessingGroup" xmlns:wpi="http://schemas.microsoft.com/office/word/2010/wordprocessingInk" xmlns:wne="http://schemas.microsoft.com/office/word/2006/wordml" xmlns:wps="http://schemas.microsoft.com/office/word/2010/wordprocessingShape" mc:Ignorable="w14 w15 w16se w16cid w16 w16cex w16sdtdh wp14">
+<w:ftr xmlns:wpc="http://schemas.microsoft.com/office/word/2010/wordprocessingCanvas" xmlns:cx="http://schemas.microsoft.com/office/drawing/2014/chartex" xmlns:cx1="http://schemas.microsoft.com/office/drawing/2015/9/8/chartex" xmlns:cx2="http://schemas.microsoft.com/office/drawing/2015/10/21/chartex" xmlns:cx3="http://schemas.microsoft.com/office/drawing/2016/5/9/chartex" xmlns:cx4="http://schemas.microsoft.com/office/drawing/2016/5/10/chartex" xmlns:cx5="http://schemas.microsoft.com/office/drawing/2016/5/11/chartex" xmlns:cx6="http://schemas.microsoft.com/office/drawing/2016/5/12/chartex" xmlns:cx7="http://schemas.microsoft.com/office/drawing/2016/5/13/chartex" xmlns:cx8="http://schemas.microsoft.com/office/drawing/2016/5/14/chartex" xmlns:mc="http://schemas.openxmlformats.org/markup-compatibility/2006" xmlns:aink="http://schemas.microsoft.com/office/drawing/2016/ink" xmlns:am3d="http://schemas.microsoft.com/office/drawing/2017/model3d" xmlns:o="urn:schemas-microsoft-com:office:office" xmlns:oel="http://schemas.microsoft.com/office/2019/extlst" xmlns:r="http://schemas.openxmlformats.org/officeDocument/2006/relationships" xmlns:m="http://schemas.openxmlformats.org/officeDocument/2006/math" xmlns:v="urn:schemas-microsoft-com:vml" xmlns:wp14="http://schemas.microsoft.com/office/word/2010/wordprocessingDrawing" xmlns:wp="http://schemas.openxmlformats.org/drawingml/2006/wordprocessingDrawing" xmlns:w10="urn:schemas-microsoft-com:office:word" xmlns:w="http://schemas.openxmlformats.org/wordprocessingml/2006/main" xmlns:w14="http://schemas.microsoft.com/office/word/2010/wordml" xmlns:w15="http://schemas.microsoft.com/office/word/2012/wordml" xmlns:w16cex="http://schemas.microsoft.com/office/word/2018/wordml/cex" xmlns:w16cid="http://schemas.microsoft.com/office/word/2016/wordml/cid" xmlns:w16="http://schemas.microsoft.com/office/word/2018/wordml" xmlns:w16sdtdh="http://schemas.microsoft.com/office/word/2020/wordml/sdtdatahash" xmlns:w16se="http://schemas.microsoft.com/office/word/2015/wordml/symex" xmlns:wpg="http://schemas.microsoft.com/office/word/2010/wordprocessingGroup" xmlns:wpi="http://schemas.microsoft.com/office/word/2010/wordprocessingInk" xmlns:wne="http://schemas.microsoft.com/office/word/2006/wordml" xmlns:wps="http://schemas.microsoft.com/office/word/2010/wordprocessingShape" mc:Ignorable="w14 w15 w16se w16cid w16 w16cex w16sdtdh wp14">
   <w:p>
     <w:pPr>
       <w:pStyle w:val="Default"/>
@@ -13912,6 +13915,7 @@
     <w:pPr>
       <w:pStyle w:val="a8"/>
       <w:rPr>
+        <w:rFonts w:hint="eastAsia"/>
         <w:lang w:val="en-US"/>
       </w:rPr>
     </w:pPr>
@@ -13920,7 +13924,7 @@
 </file>
 
 <file path=word/footer2.xml><?xml version="1.0" encoding="utf-8"?>
-<w:ftr xmlns:wpc="http://schemas.microsoft.com/office/word/2010/wordprocessingCanvas" xmlns:cx="http://schemas.microsoft.com/office/drawing/2014/chartex" xmlns:cx1="http://schemas.microsoft.com/office/drawing/2015/9/8/chartex" xmlns:cx2="http://schemas.microsoft.com/office/drawing/2015/10/21/chartex" xmlns:cx3="http://schemas.microsoft.com/office/drawing/2016/5/9/chartex" xmlns:cx4="http://schemas.microsoft.com/office/drawing/2016/5/10/chartex" xmlns:cx5="http://schemas.microsoft.com/office/drawing/2016/5/11/chartex" xmlns:cx6="http://schemas.microsoft.com/office/drawing/2016/5/12/chartex" xmlns:cx7="http://schemas.microsoft.com/office/drawing/2016/5/13/chartex" xmlns:cx8="http://schemas.microsoft.com/office/drawing/2016/5/14/chartex" xmlns:mc="http://schemas.openxmlformats.org/markup-compatibility/2006" xmlns:aink="http://schemas.microsoft.com/office/drawing/2016/ink" xmlns:am3d="http://schemas.microsoft.com/office/drawing/2017/model3d" xmlns:o="urn:schemas-microsoft-com:office:office" xmlns:r="http://schemas.openxmlformats.org/officeDocument/2006/relationships" xmlns:m="http://schemas.openxmlformats.org/officeDocument/2006/math" xmlns:v="urn:schemas-microsoft-com:vml" xmlns:wp14="http://schemas.microsoft.com/office/word/2010/wordprocessingDrawing" xmlns:wp="http://schemas.openxmlformats.org/drawingml/2006/wordprocessingDrawing" xmlns:w10="urn:schemas-microsoft-com:office:word" xmlns:w="http://schemas.openxmlformats.org/wordprocessingml/2006/main" xmlns:w14="http://schemas.microsoft.com/office/word/2010/wordml" xmlns:w15="http://schemas.microsoft.com/office/word/2012/wordml" xmlns:w16cex="http://schemas.microsoft.com/office/word/2018/wordml/cex" xmlns:w16cid="http://schemas.microsoft.com/office/word/2016/wordml/cid" xmlns:w16="http://schemas.microsoft.com/office/word/2018/wordml" xmlns:w16sdtdh="http://schemas.microsoft.com/office/word/2020/wordml/sdtdatahash" xmlns:w16se="http://schemas.microsoft.com/office/word/2015/wordml/symex" xmlns:wpg="http://schemas.microsoft.com/office/word/2010/wordprocessingGroup" xmlns:wpi="http://schemas.microsoft.com/office/word/2010/wordprocessingInk" xmlns:wne="http://schemas.microsoft.com/office/word/2006/wordml" xmlns:wps="http://schemas.microsoft.com/office/word/2010/wordprocessingShape" mc:Ignorable="w14 w15 w16se w16cid w16 w16cex w16sdtdh wp14">
+<w:ftr xmlns:wpc="http://schemas.microsoft.com/office/word/2010/wordprocessingCanvas" xmlns:cx="http://schemas.microsoft.com/office/drawing/2014/chartex" xmlns:cx1="http://schemas.microsoft.com/office/drawing/2015/9/8/chartex" xmlns:cx2="http://schemas.microsoft.com/office/drawing/2015/10/21/chartex" xmlns:cx3="http://schemas.microsoft.com/office/drawing/2016/5/9/chartex" xmlns:cx4="http://schemas.microsoft.com/office/drawing/2016/5/10/chartex" xmlns:cx5="http://schemas.microsoft.com/office/drawing/2016/5/11/chartex" xmlns:cx6="http://schemas.microsoft.com/office/drawing/2016/5/12/chartex" xmlns:cx7="http://schemas.microsoft.com/office/drawing/2016/5/13/chartex" xmlns:cx8="http://schemas.microsoft.com/office/drawing/2016/5/14/chartex" xmlns:mc="http://schemas.openxmlformats.org/markup-compatibility/2006" xmlns:aink="http://schemas.microsoft.com/office/drawing/2016/ink" xmlns:am3d="http://schemas.microsoft.com/office/drawing/2017/model3d" xmlns:o="urn:schemas-microsoft-com:office:office" xmlns:oel="http://schemas.microsoft.com/office/2019/extlst" xmlns:r="http://schemas.openxmlformats.org/officeDocument/2006/relationships" xmlns:m="http://schemas.openxmlformats.org/officeDocument/2006/math" xmlns:v="urn:schemas-microsoft-com:vml" xmlns:wp14="http://schemas.microsoft.com/office/word/2010/wordprocessingDrawing" xmlns:wp="http://schemas.openxmlformats.org/drawingml/2006/wordprocessingDrawing" xmlns:w10="urn:schemas-microsoft-com:office:word" xmlns:w="http://schemas.openxmlformats.org/wordprocessingml/2006/main" xmlns:w14="http://schemas.microsoft.com/office/word/2010/wordml" xmlns:w15="http://schemas.microsoft.com/office/word/2012/wordml" xmlns:w16cex="http://schemas.microsoft.com/office/word/2018/wordml/cex" xmlns:w16cid="http://schemas.microsoft.com/office/word/2016/wordml/cid" xmlns:w16="http://schemas.microsoft.com/office/word/2018/wordml" xmlns:w16sdtdh="http://schemas.microsoft.com/office/word/2020/wordml/sdtdatahash" xmlns:w16se="http://schemas.microsoft.com/office/word/2015/wordml/symex" xmlns:wpg="http://schemas.microsoft.com/office/word/2010/wordprocessingGroup" xmlns:wpi="http://schemas.microsoft.com/office/word/2010/wordprocessingInk" xmlns:wne="http://schemas.microsoft.com/office/word/2006/wordml" xmlns:wps="http://schemas.microsoft.com/office/word/2010/wordprocessingShape" mc:Ignorable="w14 w15 w16se w16cid w16 w16cex w16sdtdh wp14">
   <w:p>
     <w:pPr>
       <w:pStyle w:val="Default"/>
@@ -14373,6 +14377,7 @@
     <w:pPr>
       <w:pStyle w:val="a8"/>
       <w:rPr>
+        <w:rFonts w:hint="eastAsia"/>
         <w:lang w:val="en-US"/>
       </w:rPr>
     </w:pPr>
@@ -14381,7 +14386,7 @@
 </file>
 
 <file path=word/footnotes.xml><?xml version="1.0" encoding="utf-8"?>
-<w:footnotes xmlns:wpc="http://schemas.microsoft.com/office/word/2010/wordprocessingCanvas" xmlns:cx="http://schemas.microsoft.com/office/drawing/2014/chartex" xmlns:cx1="http://schemas.microsoft.com/office/drawing/2015/9/8/chartex" xmlns:cx2="http://schemas.microsoft.com/office/drawing/2015/10/21/chartex" xmlns:cx3="http://schemas.microsoft.com/office/drawing/2016/5/9/chartex" xmlns:cx4="http://schemas.microsoft.com/office/drawing/2016/5/10/chartex" xmlns:cx5="http://schemas.microsoft.com/office/drawing/2016/5/11/chartex" xmlns:cx6="http://schemas.microsoft.com/office/drawing/2016/5/12/chartex" xmlns:cx7="http://schemas.microsoft.com/office/drawing/2016/5/13/chartex" xmlns:cx8="http://schemas.microsoft.com/office/drawing/2016/5/14/chartex" xmlns:mc="http://schemas.openxmlformats.org/markup-compatibility/2006" xmlns:aink="http://schemas.microsoft.com/office/drawing/2016/ink" xmlns:am3d="http://schemas.microsoft.com/office/drawing/2017/model3d" xmlns:o="urn:schemas-microsoft-com:office:office" xmlns:r="http://schemas.openxmlformats.org/officeDocument/2006/relationships" xmlns:m="http://schemas.openxmlformats.org/officeDocument/2006/math" xmlns:v="urn:schemas-microsoft-com:vml" xmlns:wp14="http://schemas.microsoft.com/office/word/2010/wordprocessingDrawing" xmlns:wp="http://schemas.openxmlformats.org/drawingml/2006/wordprocessingDrawing" xmlns:w10="urn:schemas-microsoft-com:office:word" xmlns:w="http://schemas.openxmlformats.org/wordprocessingml/2006/main" xmlns:w14="http://schemas.microsoft.com/office/word/2010/wordml" xmlns:w15="http://schemas.microsoft.com/office/word/2012/wordml" xmlns:w16cex="http://schemas.microsoft.com/office/word/2018/wordml/cex" xmlns:w16cid="http://schemas.microsoft.com/office/word/2016/wordml/cid" xmlns:w16="http://schemas.microsoft.com/office/word/2018/wordml" xmlns:w16sdtdh="http://schemas.microsoft.com/office/word/2020/wordml/sdtdatahash" xmlns:w16se="http://schemas.microsoft.com/office/word/2015/wordml/symex" xmlns:wpg="http://schemas.microsoft.com/office/word/2010/wordprocessingGroup" xmlns:wpi="http://schemas.microsoft.com/office/word/2010/wordprocessingInk" xmlns:wne="http://schemas.microsoft.com/office/word/2006/wordml" xmlns:wps="http://schemas.microsoft.com/office/word/2010/wordprocessingShape" mc:Ignorable="w14 w15 w16se w16cid w16 w16cex w16sdtdh wp14">
+<w:footnotes xmlns:wpc="http://schemas.microsoft.com/office/word/2010/wordprocessingCanvas" xmlns:cx="http://schemas.microsoft.com/office/drawing/2014/chartex" xmlns:cx1="http://schemas.microsoft.com/office/drawing/2015/9/8/chartex" xmlns:cx2="http://schemas.microsoft.com/office/drawing/2015/10/21/chartex" xmlns:cx3="http://schemas.microsoft.com/office/drawing/2016/5/9/chartex" xmlns:cx4="http://schemas.microsoft.com/office/drawing/2016/5/10/chartex" xmlns:cx5="http://schemas.microsoft.com/office/drawing/2016/5/11/chartex" xmlns:cx6="http://schemas.microsoft.com/office/drawing/2016/5/12/chartex" xmlns:cx7="http://schemas.microsoft.com/office/drawing/2016/5/13/chartex" xmlns:cx8="http://schemas.microsoft.com/office/drawing/2016/5/14/chartex" xmlns:mc="http://schemas.openxmlformats.org/markup-compatibility/2006" xmlns:aink="http://schemas.microsoft.com/office/drawing/2016/ink" xmlns:am3d="http://schemas.microsoft.com/office/drawing/2017/model3d" xmlns:o="urn:schemas-microsoft-com:office:office" xmlns:oel="http://schemas.microsoft.com/office/2019/extlst" xmlns:r="http://schemas.openxmlformats.org/officeDocument/2006/relationships" xmlns:m="http://schemas.openxmlformats.org/officeDocument/2006/math" xmlns:v="urn:schemas-microsoft-com:vml" xmlns:wp14="http://schemas.microsoft.com/office/word/2010/wordprocessingDrawing" xmlns:wp="http://schemas.openxmlformats.org/drawingml/2006/wordprocessingDrawing" xmlns:w10="urn:schemas-microsoft-com:office:word" xmlns:w="http://schemas.openxmlformats.org/wordprocessingml/2006/main" xmlns:w14="http://schemas.microsoft.com/office/word/2010/wordml" xmlns:w15="http://schemas.microsoft.com/office/word/2012/wordml" xmlns:w16cex="http://schemas.microsoft.com/office/word/2018/wordml/cex" xmlns:w16cid="http://schemas.microsoft.com/office/word/2016/wordml/cid" xmlns:w16="http://schemas.microsoft.com/office/word/2018/wordml" xmlns:w16sdtdh="http://schemas.microsoft.com/office/word/2020/wordml/sdtdatahash" xmlns:w16se="http://schemas.microsoft.com/office/word/2015/wordml/symex" xmlns:wpg="http://schemas.microsoft.com/office/word/2010/wordprocessingGroup" xmlns:wpi="http://schemas.microsoft.com/office/word/2010/wordprocessingInk" xmlns:wne="http://schemas.microsoft.com/office/word/2006/wordml" xmlns:wps="http://schemas.microsoft.com/office/word/2010/wordprocessingShape" mc:Ignorable="w14 w15 w16se w16cid w16 w16cex w16sdtdh wp14">
   <w:footnote w:type="separator" w:id="-1">
     <w:p>
       <w:pPr>
@@ -14406,7 +14411,7 @@
 </file>
 
 <file path=word/header1.xml><?xml version="1.0" encoding="utf-8"?>
-<w:hdr xmlns:wpc="http://schemas.microsoft.com/office/word/2010/wordprocessingCanvas" xmlns:cx="http://schemas.microsoft.com/office/drawing/2014/chartex" xmlns:cx1="http://schemas.microsoft.com/office/drawing/2015/9/8/chartex" xmlns:cx2="http://schemas.microsoft.com/office/drawing/2015/10/21/chartex" xmlns:cx3="http://schemas.microsoft.com/office/drawing/2016/5/9/chartex" xmlns:cx4="http://schemas.microsoft.com/office/drawing/2016/5/10/chartex" xmlns:cx5="http://schemas.microsoft.com/office/drawing/2016/5/11/chartex" xmlns:cx6="http://schemas.microsoft.com/office/drawing/2016/5/12/chartex" xmlns:cx7="http://schemas.microsoft.com/office/drawing/2016/5/13/chartex" xmlns:cx8="http://schemas.microsoft.com/office/drawing/2016/5/14/chartex" xmlns:mc="http://schemas.openxmlformats.org/markup-compatibility/2006" xmlns:aink="http://schemas.microsoft.com/office/drawing/2016/ink" xmlns:am3d="http://schemas.microsoft.com/office/drawing/2017/model3d" xmlns:o="urn:schemas-microsoft-com:office:office" xmlns:r="http://schemas.openxmlformats.org/officeDocument/2006/relationships" xmlns:m="http://schemas.openxmlformats.org/officeDocument/2006/math" xmlns:v="urn:schemas-microsoft-com:vml" xmlns:wp14="http://schemas.microsoft.com/office/word/2010/wordprocessingDrawing" xmlns:wp="http://schemas.openxmlformats.org/drawingml/2006/wordprocessingDrawing" xmlns:w10="urn:schemas-microsoft-com:office:word" xmlns:w="http://schemas.openxmlformats.org/wordprocessingml/2006/main" xmlns:w14="http://schemas.microsoft.com/office/word/2010/wordml" xmlns:w15="http://schemas.microsoft.com/office/word/2012/wordml" xmlns:w16cex="http://schemas.microsoft.com/office/word/2018/wordml/cex" xmlns:w16cid="http://schemas.microsoft.com/office/word/2016/wordml/cid" xmlns:w16="http://schemas.microsoft.com/office/word/2018/wordml" xmlns:w16sdtdh="http://schemas.microsoft.com/office/word/2020/wordml/sdtdatahash" xmlns:w16se="http://schemas.microsoft.com/office/word/2015/wordml/symex" xmlns:wpg="http://schemas.microsoft.com/office/word/2010/wordprocessingGroup" xmlns:wpi="http://schemas.microsoft.com/office/word/2010/wordprocessingInk" xmlns:wne="http://schemas.microsoft.com/office/word/2006/wordml" xmlns:wps="http://schemas.microsoft.com/office/word/2010/wordprocessingShape" mc:Ignorable="w14 w15 w16se w16cid w16 w16cex w16sdtdh wp14">
+<w:hdr xmlns:wpc="http://schemas.microsoft.com/office/word/2010/wordprocessingCanvas" xmlns:cx="http://schemas.microsoft.com/office/drawing/2014/chartex" xmlns:cx1="http://schemas.microsoft.com/office/drawing/2015/9/8/chartex" xmlns:cx2="http://schemas.microsoft.com/office/drawing/2015/10/21/chartex" xmlns:cx3="http://schemas.microsoft.com/office/drawing/2016/5/9/chartex" xmlns:cx4="http://schemas.microsoft.com/office/drawing/2016/5/10/chartex" xmlns:cx5="http://schemas.microsoft.com/office/drawing/2016/5/11/chartex" xmlns:cx6="http://schemas.microsoft.com/office/drawing/2016/5/12/chartex" xmlns:cx7="http://schemas.microsoft.com/office/drawing/2016/5/13/chartex" xmlns:cx8="http://schemas.microsoft.com/office/drawing/2016/5/14/chartex" xmlns:mc="http://schemas.openxmlformats.org/markup-compatibility/2006" xmlns:aink="http://schemas.microsoft.com/office/drawing/2016/ink" xmlns:am3d="http://schemas.microsoft.com/office/drawing/2017/model3d" xmlns:o="urn:schemas-microsoft-com:office:office" xmlns:oel="http://schemas.microsoft.com/office/2019/extlst" xmlns:r="http://schemas.openxmlformats.org/officeDocument/2006/relationships" xmlns:m="http://schemas.openxmlformats.org/officeDocument/2006/math" xmlns:v="urn:schemas-microsoft-com:vml" xmlns:wp14="http://schemas.microsoft.com/office/word/2010/wordprocessingDrawing" xmlns:wp="http://schemas.openxmlformats.org/drawingml/2006/wordprocessingDrawing" xmlns:w10="urn:schemas-microsoft-com:office:word" xmlns:w="http://schemas.openxmlformats.org/wordprocessingml/2006/main" xmlns:w14="http://schemas.microsoft.com/office/word/2010/wordml" xmlns:w15="http://schemas.microsoft.com/office/word/2012/wordml" xmlns:w16cex="http://schemas.microsoft.com/office/word/2018/wordml/cex" xmlns:w16cid="http://schemas.microsoft.com/office/word/2016/wordml/cid" xmlns:w16="http://schemas.microsoft.com/office/word/2018/wordml" xmlns:w16sdtdh="http://schemas.microsoft.com/office/word/2020/wordml/sdtdatahash" xmlns:w16se="http://schemas.microsoft.com/office/word/2015/wordml/symex" xmlns:wpg="http://schemas.microsoft.com/office/word/2010/wordprocessingGroup" xmlns:wpi="http://schemas.microsoft.com/office/word/2010/wordprocessingInk" xmlns:wne="http://schemas.microsoft.com/office/word/2006/wordml" xmlns:wps="http://schemas.microsoft.com/office/word/2010/wordprocessingShape" mc:Ignorable="w14 w15 w16se w16cid w16 w16cex w16sdtdh wp14">
   <w:tbl>
     <w:tblPr>
       <w:tblW w:w="5000" w:type="pct"/>
@@ -14695,7 +14700,7 @@
 </file>
 
 <file path=word/header2.xml><?xml version="1.0" encoding="utf-8"?>
-<w:hdr xmlns:wpc="http://schemas.microsoft.com/office/word/2010/wordprocessingCanvas" xmlns:cx="http://schemas.microsoft.com/office/drawing/2014/chartex" xmlns:cx1="http://schemas.microsoft.com/office/drawing/2015/9/8/chartex" xmlns:cx2="http://schemas.microsoft.com/office/drawing/2015/10/21/chartex" xmlns:cx3="http://schemas.microsoft.com/office/drawing/2016/5/9/chartex" xmlns:cx4="http://schemas.microsoft.com/office/drawing/2016/5/10/chartex" xmlns:cx5="http://schemas.microsoft.com/office/drawing/2016/5/11/chartex" xmlns:cx6="http://schemas.microsoft.com/office/drawing/2016/5/12/chartex" xmlns:cx7="http://schemas.microsoft.com/office/drawing/2016/5/13/chartex" xmlns:cx8="http://schemas.microsoft.com/office/drawing/2016/5/14/chartex" xmlns:mc="http://schemas.openxmlformats.org/markup-compatibility/2006" xmlns:aink="http://schemas.microsoft.com/office/drawing/2016/ink" xmlns:am3d="http://schemas.microsoft.com/office/drawing/2017/model3d" xmlns:o="urn:schemas-microsoft-com:office:office" xmlns:r="http://schemas.openxmlformats.org/officeDocument/2006/relationships" xmlns:m="http://schemas.openxmlformats.org/officeDocument/2006/math" xmlns:v="urn:schemas-microsoft-com:vml" xmlns:wp14="http://schemas.microsoft.com/office/word/2010/wordprocessingDrawing" xmlns:wp="http://schemas.openxmlformats.org/drawingml/2006/wordprocessingDrawing" xmlns:w10="urn:schemas-microsoft-com:office:word" xmlns:w="http://schemas.openxmlformats.org/wordprocessingml/2006/main" xmlns:w14="http://schemas.microsoft.com/office/word/2010/wordml" xmlns:w15="http://schemas.microsoft.com/office/word/2012/wordml" xmlns:w16cex="http://schemas.microsoft.com/office/word/2018/wordml/cex" xmlns:w16cid="http://schemas.microsoft.com/office/word/2016/wordml/cid" xmlns:w16="http://schemas.microsoft.com/office/word/2018/wordml" xmlns:w16sdtdh="http://schemas.microsoft.com/office/word/2020/wordml/sdtdatahash" xmlns:w16se="http://schemas.microsoft.com/office/word/2015/wordml/symex" xmlns:wpg="http://schemas.microsoft.com/office/word/2010/wordprocessingGroup" xmlns:wpi="http://schemas.microsoft.com/office/word/2010/wordprocessingInk" xmlns:wne="http://schemas.microsoft.com/office/word/2006/wordml" xmlns:wps="http://schemas.microsoft.com/office/word/2010/wordprocessingShape" mc:Ignorable="w14 w15 w16se w16cid w16 w16cex w16sdtdh wp14">
+<w:hdr xmlns:wpc="http://schemas.microsoft.com/office/word/2010/wordprocessingCanvas" xmlns:cx="http://schemas.microsoft.com/office/drawing/2014/chartex" xmlns:cx1="http://schemas.microsoft.com/office/drawing/2015/9/8/chartex" xmlns:cx2="http://schemas.microsoft.com/office/drawing/2015/10/21/chartex" xmlns:cx3="http://schemas.microsoft.com/office/drawing/2016/5/9/chartex" xmlns:cx4="http://schemas.microsoft.com/office/drawing/2016/5/10/chartex" xmlns:cx5="http://schemas.microsoft.com/office/drawing/2016/5/11/chartex" xmlns:cx6="http://schemas.microsoft.com/office/drawing/2016/5/12/chartex" xmlns:cx7="http://schemas.microsoft.com/office/drawing/2016/5/13/chartex" xmlns:cx8="http://schemas.microsoft.com/office/drawing/2016/5/14/chartex" xmlns:mc="http://schemas.openxmlformats.org/markup-compatibility/2006" xmlns:aink="http://schemas.microsoft.com/office/drawing/2016/ink" xmlns:am3d="http://schemas.microsoft.com/office/drawing/2017/model3d" xmlns:o="urn:schemas-microsoft-com:office:office" xmlns:oel="http://schemas.microsoft.com/office/2019/extlst" xmlns:r="http://schemas.openxmlformats.org/officeDocument/2006/relationships" xmlns:m="http://schemas.openxmlformats.org/officeDocument/2006/math" xmlns:v="urn:schemas-microsoft-com:vml" xmlns:wp14="http://schemas.microsoft.com/office/word/2010/wordprocessingDrawing" xmlns:wp="http://schemas.openxmlformats.org/drawingml/2006/wordprocessingDrawing" xmlns:w10="urn:schemas-microsoft-com:office:word" xmlns:w="http://schemas.openxmlformats.org/wordprocessingml/2006/main" xmlns:w14="http://schemas.microsoft.com/office/word/2010/wordml" xmlns:w15="http://schemas.microsoft.com/office/word/2012/wordml" xmlns:w16cex="http://schemas.microsoft.com/office/word/2018/wordml/cex" xmlns:w16cid="http://schemas.microsoft.com/office/word/2016/wordml/cid" xmlns:w16="http://schemas.microsoft.com/office/word/2018/wordml" xmlns:w16sdtdh="http://schemas.microsoft.com/office/word/2020/wordml/sdtdatahash" xmlns:w16se="http://schemas.microsoft.com/office/word/2015/wordml/symex" xmlns:wpg="http://schemas.microsoft.com/office/word/2010/wordprocessingGroup" xmlns:wpi="http://schemas.microsoft.com/office/word/2010/wordprocessingInk" xmlns:wne="http://schemas.microsoft.com/office/word/2006/wordml" xmlns:wps="http://schemas.microsoft.com/office/word/2010/wordprocessingShape" mc:Ignorable="w14 w15 w16se w16cid w16 w16cex w16sdtdh wp14">
   <w:p>
     <w:pPr>
       <w:pStyle w:val="a9"/>
@@ -14718,7 +14723,7 @@
 </file>
 
 <file path=word/numbering.xml><?xml version="1.0" encoding="utf-8"?>
-<w:numbering xmlns:wpc="http://schemas.microsoft.com/office/word/2010/wordprocessingCanvas" xmlns:cx="http://schemas.microsoft.com/office/drawing/2014/chartex" xmlns:cx1="http://schemas.microsoft.com/office/drawing/2015/9/8/chartex" xmlns:cx2="http://schemas.microsoft.com/office/drawing/2015/10/21/chartex" xmlns:cx3="http://schemas.microsoft.com/office/drawing/2016/5/9/chartex" xmlns:cx4="http://schemas.microsoft.com/office/drawing/2016/5/10/chartex" xmlns:cx5="http://schemas.microsoft.com/office/drawing/2016/5/11/chartex" xmlns:cx6="http://schemas.microsoft.com/office/drawing/2016/5/12/chartex" xmlns:cx7="http://schemas.microsoft.com/office/drawing/2016/5/13/chartex" xmlns:cx8="http://schemas.microsoft.com/office/drawing/2016/5/14/chartex" xmlns:mc="http://schemas.openxmlformats.org/markup-compatibility/2006" xmlns:aink="http://schemas.microsoft.com/office/drawing/2016/ink" xmlns:am3d="http://schemas.microsoft.com/office/drawing/2017/model3d" xmlns:o="urn:schemas-microsoft-com:office:office" xmlns:r="http://schemas.openxmlformats.org/officeDocument/2006/relationships" xmlns:m="http://schemas.openxmlformats.org/officeDocument/2006/math" xmlns:v="urn:schemas-microsoft-com:vml" xmlns:wp14="http://schemas.microsoft.com/office/word/2010/wordprocessingDrawing" xmlns:wp="http://schemas.openxmlformats.org/drawingml/2006/wordprocessingDrawing" xmlns:w10="urn:schemas-microsoft-com:office:word" xmlns:w="http://schemas.openxmlformats.org/wordprocessingml/2006/main" xmlns:w14="http://schemas.microsoft.com/office/word/2010/wordml" xmlns:w15="http://schemas.microsoft.com/office/word/2012/wordml" xmlns:w16cex="http://schemas.microsoft.com/office/word/2018/wordml/cex" xmlns:w16cid="http://schemas.microsoft.com/office/word/2016/wordml/cid" xmlns:w16="http://schemas.microsoft.com/office/word/2018/wordml" xmlns:w16sdtdh="http://schemas.microsoft.com/office/word/2020/wordml/sdtdatahash" xmlns:w16se="http://schemas.microsoft.com/office/word/2015/wordml/symex" xmlns:wpg="http://schemas.microsoft.com/office/word/2010/wordprocessingGroup" xmlns:wpi="http://schemas.microsoft.com/office/word/2010/wordprocessingInk" xmlns:wne="http://schemas.microsoft.com/office/word/2006/wordml" xmlns:wps="http://schemas.microsoft.com/office/word/2010/wordprocessingShape" mc:Ignorable="w14 w15 w16se w16cid w16 w16cex w16sdtdh wp14">
+<w:numbering xmlns:wpc="http://schemas.microsoft.com/office/word/2010/wordprocessingCanvas" xmlns:cx="http://schemas.microsoft.com/office/drawing/2014/chartex" xmlns:cx1="http://schemas.microsoft.com/office/drawing/2015/9/8/chartex" xmlns:cx2="http://schemas.microsoft.com/office/drawing/2015/10/21/chartex" xmlns:cx3="http://schemas.microsoft.com/office/drawing/2016/5/9/chartex" xmlns:cx4="http://schemas.microsoft.com/office/drawing/2016/5/10/chartex" xmlns:cx5="http://schemas.microsoft.com/office/drawing/2016/5/11/chartex" xmlns:cx6="http://schemas.microsoft.com/office/drawing/2016/5/12/chartex" xmlns:cx7="http://schemas.microsoft.com/office/drawing/2016/5/13/chartex" xmlns:cx8="http://schemas.microsoft.com/office/drawing/2016/5/14/chartex" xmlns:mc="http://schemas.openxmlformats.org/markup-compatibility/2006" xmlns:aink="http://schemas.microsoft.com/office/drawing/2016/ink" xmlns:am3d="http://schemas.microsoft.com/office/drawing/2017/model3d" xmlns:o="urn:schemas-microsoft-com:office:office" xmlns:oel="http://schemas.microsoft.com/office/2019/extlst" xmlns:r="http://schemas.openxmlformats.org/officeDocument/2006/relationships" xmlns:m="http://schemas.openxmlformats.org/officeDocument/2006/math" xmlns:v="urn:schemas-microsoft-com:vml" xmlns:wp14="http://schemas.microsoft.com/office/word/2010/wordprocessingDrawing" xmlns:wp="http://schemas.openxmlformats.org/drawingml/2006/wordprocessingDrawing" xmlns:w10="urn:schemas-microsoft-com:office:word" xmlns:w="http://schemas.openxmlformats.org/wordprocessingml/2006/main" xmlns:w14="http://schemas.microsoft.com/office/word/2010/wordml" xmlns:w15="http://schemas.microsoft.com/office/word/2012/wordml" xmlns:w16cex="http://schemas.microsoft.com/office/word/2018/wordml/cex" xmlns:w16cid="http://schemas.microsoft.com/office/word/2016/wordml/cid" xmlns:w16="http://schemas.microsoft.com/office/word/2018/wordml" xmlns:w16sdtdh="http://schemas.microsoft.com/office/word/2020/wordml/sdtdatahash" xmlns:w16se="http://schemas.microsoft.com/office/word/2015/wordml/symex" xmlns:wpg="http://schemas.microsoft.com/office/word/2010/wordprocessingGroup" xmlns:wpi="http://schemas.microsoft.com/office/word/2010/wordprocessingInk" xmlns:wne="http://schemas.microsoft.com/office/word/2006/wordml" xmlns:wps="http://schemas.microsoft.com/office/word/2010/wordprocessingShape" mc:Ignorable="w14 w15 w16se w16cid w16 w16cex w16sdtdh wp14">
   <w:abstractNum w:abstractNumId="0" w15:restartNumberingAfterBreak="0">
     <w:nsid w:val="135A1AE9"/>
     <w:multiLevelType w:val="multilevel"/>
@@ -14899,7 +14904,7 @@
       </w:pPr>
     </w:lvl>
   </w:abstractNum>
-  <w:num w:numId="1">
+  <w:num w:numId="1" w16cid:durableId="263461332">
     <w:abstractNumId w:val="1"/>
     <w:lvlOverride w:ilvl="0">
       <w:startOverride w:val="1"/>
@@ -14929,7 +14934,7 @@
       <w:startOverride w:val="1"/>
     </w:lvlOverride>
   </w:num>
-  <w:num w:numId="2">
+  <w:num w:numId="2" w16cid:durableId="1154948372">
     <w:abstractNumId w:val="0"/>
   </w:num>
 </w:numbering>
@@ -24066,6 +24071,10 @@
 </file>
 
 <file path=customXml/item1.xml><?xml version="1.0" encoding="utf-8"?>
+<b:Sources xmlns:b="http://schemas.openxmlformats.org/officeDocument/2006/bibliography" xmlns="http://schemas.openxmlformats.org/officeDocument/2006/bibliography" SelectedStyle="\APASixthEditionOfficeOnline.xsl" StyleName="APA" Version="6"/>
+</file>
+
+<file path=customXml/item2.xml><?xml version="1.0" encoding="utf-8"?>
 <s:customData xmlns="http://www.wps.cn/officeDocument/2013/wpsCustomData" xmlns:s="http://www.wps.cn/officeDocument/2013/wpsCustomData">
   <customSectProps>
     <customSectPr/>
@@ -24076,22 +24085,18 @@
 </s:customData>
 </file>
 
-<file path=customXml/item2.xml><?xml version="1.0" encoding="utf-8"?>
-<b:Sources xmlns:b="http://schemas.openxmlformats.org/officeDocument/2006/bibliography" xmlns="http://schemas.openxmlformats.org/officeDocument/2006/bibliography" SelectedStyle="\APASixthEditionOfficeOnline.xsl" StyleName="APA" Version="6"/>
+<file path=customXml/itemProps1.xml><?xml version="1.0" encoding="utf-8"?>
+<ds:datastoreItem xmlns:ds="http://schemas.openxmlformats.org/officeDocument/2006/customXml" ds:itemID="{32252A47-5B84-49D0-BFD8-00A30ACA46B3}">
+  <ds:schemaRefs>
+    <ds:schemaRef ds:uri="http://schemas.openxmlformats.org/officeDocument/2006/bibliography"/>
+  </ds:schemaRefs>
+</ds:datastoreItem>
 </file>
 
-<file path=customXml/itemProps1.xml><?xml version="1.0" encoding="utf-8"?>
+<file path=customXml/itemProps2.xml><?xml version="1.0" encoding="utf-8"?>
 <ds:datastoreItem xmlns:ds="http://schemas.openxmlformats.org/officeDocument/2006/customXml" ds:itemID="{B1977F7D-205B-4081-913C-38D41E755F92}">
   <ds:schemaRefs>
     <ds:schemaRef ds:uri="http://www.wps.cn/officeDocument/2013/wpsCustomData"/>
   </ds:schemaRefs>
 </ds:datastoreItem>
-</file>
-
-<file path=customXml/itemProps2.xml><?xml version="1.0" encoding="utf-8"?>
-<ds:datastoreItem xmlns:ds="http://schemas.openxmlformats.org/officeDocument/2006/customXml" ds:itemID="{32252A47-5B84-49D0-BFD8-00A30ACA46B3}">
-  <ds:schemaRefs>
-    <ds:schemaRef ds:uri="http://schemas.openxmlformats.org/officeDocument/2006/bibliography"/>
-  </ds:schemaRefs>
-</ds:datastoreItem>
 </file>